--- a/manuscript/resubmission/Seed_Carpet_Manuscript_R1.docx
+++ b/manuscript/resubmission/Seed_Carpet_Manuscript_R1.docx
@@ -508,7 +508,7 @@
         <w:rPr>
           <w:rFonts w:ascii="Times New Roman" w:hAnsi="Times New Roman" w:cs="Times New Roman"/>
         </w:rPr>
-        <w:t>Seed dispersal is a critical process for plant community assembly, however natural rates of seed arrival are rarely quantified when compared to other assembly mechanisms, especially in herbaceous communities. This discrepancy arises from the difficulty in recovering small seeds.</w:t>
+        <w:t xml:space="preserve">Seed dispersal is a critical process for plant community assembly, however natural rates of seed arrival are rarely quantified when compared to other assembly mechanisms, especially in herbaceous communities. </w:t>
       </w:r>
     </w:p>
     <w:p>
@@ -584,31 +584,43 @@
         <w:rPr>
           <w:rFonts w:ascii="Times New Roman" w:hAnsi="Times New Roman" w:cs="Times New Roman"/>
         </w:rPr>
-        <w:t xml:space="preserve"> and thus represented a measure of primary dispersal</w:t>
-      </w:r>
-      <w:r>
-        <w:rPr>
-          <w:rFonts w:ascii="Times New Roman" w:hAnsi="Times New Roman" w:cs="Times New Roman"/>
-        </w:rPr>
-        <w:t xml:space="preserve">, but recovering seeds was difficult and </w:t>
-      </w:r>
-      <w:r>
-        <w:rPr>
-          <w:rFonts w:ascii="Times New Roman" w:hAnsi="Times New Roman" w:cs="Times New Roman"/>
-        </w:rPr>
-        <w:t xml:space="preserve">was </w:t>
-      </w:r>
-      <w:r>
-        <w:rPr>
-          <w:rFonts w:ascii="Times New Roman" w:hAnsi="Times New Roman" w:cs="Times New Roman"/>
-        </w:rPr>
-        <w:t xml:space="preserve">hindered by debris stuck to the traps. Alternatively, </w:t>
-      </w:r>
-      <w:r>
-        <w:rPr>
-          <w:rFonts w:ascii="Times New Roman" w:hAnsi="Times New Roman" w:cs="Times New Roman"/>
-        </w:rPr>
-        <w:t xml:space="preserve">artificial grass traps represented effective dispersal </w:t>
+        <w:t xml:space="preserve"> and </w:t>
+      </w:r>
+      <w:r>
+        <w:rPr>
+          <w:rFonts w:ascii="Times New Roman" w:hAnsi="Times New Roman" w:cs="Times New Roman"/>
+        </w:rPr>
+        <w:t>measured</w:t>
+      </w:r>
+      <w:r>
+        <w:rPr>
+          <w:rFonts w:ascii="Times New Roman" w:hAnsi="Times New Roman" w:cs="Times New Roman"/>
+        </w:rPr>
+        <w:t xml:space="preserve"> primary dispersal</w:t>
+      </w:r>
+      <w:r>
+        <w:rPr>
+          <w:rFonts w:ascii="Times New Roman" w:hAnsi="Times New Roman" w:cs="Times New Roman"/>
+        </w:rPr>
+        <w:t xml:space="preserve">, but recovering seeds was difficult and hindered by debris stuck to the traps. Alternatively, </w:t>
+      </w:r>
+      <w:r>
+        <w:rPr>
+          <w:rFonts w:ascii="Times New Roman" w:hAnsi="Times New Roman" w:cs="Times New Roman"/>
+        </w:rPr>
+        <w:t xml:space="preserve">artificial grass traps </w:t>
+      </w:r>
+      <w:r>
+        <w:rPr>
+          <w:rFonts w:ascii="Times New Roman" w:hAnsi="Times New Roman" w:cs="Times New Roman"/>
+        </w:rPr>
+        <w:t>measured</w:t>
+      </w:r>
+      <w:r>
+        <w:rPr>
+          <w:rFonts w:ascii="Times New Roman" w:hAnsi="Times New Roman" w:cs="Times New Roman"/>
+        </w:rPr>
+        <w:t xml:space="preserve"> effective dispersal </w:t>
       </w:r>
       <w:r>
         <w:rPr>
@@ -2375,13 +2387,7 @@
         <w:rPr>
           <w:rFonts w:ascii="Times New Roman" w:hAnsi="Times New Roman" w:cs="Times New Roman"/>
         </w:rPr>
-        <w:t xml:space="preserve">If we recover most seeds, we consider this primary dispersal. If we recover less seeds, we consider </w:t>
-      </w:r>
-      <w:r>
-        <w:rPr>
-          <w:rFonts w:ascii="Times New Roman" w:hAnsi="Times New Roman" w:cs="Times New Roman"/>
-        </w:rPr>
-        <w:t xml:space="preserve">this effective dispersal. </w:t>
+        <w:t xml:space="preserve">If we recover most seeds, we consider this primary dispersal. If we recover less seeds, we consider this effective dispersal. </w:t>
       </w:r>
       <w:r>
         <w:rPr>
@@ -2393,13 +2399,7 @@
         <w:rPr>
           <w:rFonts w:ascii="Times New Roman" w:hAnsi="Times New Roman" w:cs="Times New Roman"/>
         </w:rPr>
-        <w:t>.</w:t>
-      </w:r>
-      <w:r>
-        <w:rPr>
-          <w:rFonts w:ascii="Times New Roman" w:hAnsi="Times New Roman" w:cs="Times New Roman"/>
-        </w:rPr>
-        <w:t xml:space="preserve"> </w:t>
+        <w:t xml:space="preserve">. </w:t>
       </w:r>
       <w:r>
         <w:rPr>
@@ -5676,6 +5676,12 @@
           <w:rFonts w:ascii="Times New Roman" w:hAnsi="Times New Roman" w:cs="Times New Roman"/>
         </w:rPr>
         <w:t>.</w:t>
+      </w:r>
+      <w:r>
+        <w:rPr>
+          <w:rFonts w:ascii="Times New Roman" w:hAnsi="Times New Roman" w:cs="Times New Roman"/>
+        </w:rPr>
+        <w:t xml:space="preserve"> This is KBS Contribution number __.</w:t>
       </w:r>
     </w:p>
     <w:p>
